--- a/Programacion II/Kit docente/Clase 3/Guion Docente Clase 3 - Pilas y colas.docx
+++ b/Programacion II/Kit docente/Clase 3/Guion Docente Clase 3 - Pilas y colas.docx
@@ -372,7 +372,7 @@
           <w:color w:val="4A4A49"/>
           <w:sz w:val="22"/>
         </w:rPr>
-        <w:t>Pregunta al aire (2 min): ¿donde encaja esto en el VetCare de su equipo?</w:t>
+        <w:t>Pregunta al aire (2 min): ¿donde encaja esto en su VetCare?</w:t>
       </w:r>
     </w:p>
     <w:p>
@@ -464,7 +464,7 @@
           <w:color w:val="4A4A49"/>
           <w:sz w:val="22"/>
         </w:rPr>
-        <w:t xml:space="preserve"> «Equipos: abran su proyecto VetCare. Esto suma a la rubrica del PI.»</w:t>
+        <w:t xml:space="preserve"> «Abran su proyecto VetCare. Trabajo individual por defecto; si autorice equipo, el archivo puede ser compartido pero cada uno entrega en ExamLab. Esto suma a la rubrica del PI.»</w:t>
       </w:r>
     </w:p>
     <w:p>
@@ -549,7 +549,7 @@
           <w:color w:val="4A4A49"/>
           <w:sz w:val="22"/>
         </w:rPr>
-        <w:t>Circular por los equipos. Empujar evidencia funcionando, no perfeccionismo.</w:t>
+        <w:t>Circular por los puestos. Empujar evidencia funcionando, no perfeccionismo.</w:t>
       </w:r>
     </w:p>
     <w:p>

--- a/Programacion II/Kit docente/Clase 3/Guion Docente Clase 3 - Pilas y colas.docx
+++ b/Programacion II/Kit docente/Clase 3/Guion Docente Clase 3 - Pilas y colas.docx
@@ -156,6 +156,7 @@
       <w:r>
         <w:rPr>
           <w:rFonts w:ascii="Consolas" w:hAnsi="Consolas"/>
+          <w:b w:val="0"/>
           <w:color w:val="111111"/>
           <w:sz w:val="21"/>
         </w:rPr>
@@ -430,6 +431,7 @@
       <w:r>
         <w:rPr>
           <w:rFonts w:ascii="Consolas" w:hAnsi="Consolas"/>
+          <w:b w:val="0"/>
           <w:color w:val="111111"/>
           <w:sz w:val="21"/>
         </w:rPr>
@@ -597,6 +599,7 @@
       <w:r>
         <w:rPr>
           <w:rFonts w:ascii="Consolas" w:hAnsi="Consolas"/>
+          <w:b w:val="0"/>
           <w:color w:val="111111"/>
           <w:sz w:val="21"/>
         </w:rPr>
@@ -664,6 +667,7 @@
       <w:r>
         <w:rPr>
           <w:rFonts w:ascii="Consolas" w:hAnsi="Consolas"/>
+          <w:b w:val="0"/>
           <w:color w:val="111111"/>
           <w:sz w:val="21"/>
         </w:rPr>

--- a/Programacion II/Kit docente/Clase 3/Guion Docente Clase 3 - Pilas y colas.docx
+++ b/Programacion II/Kit docente/Clase 3/Guion Docente Clase 3 - Pilas y colas.docx
@@ -130,7 +130,7 @@
           <w:color w:val="4A4A49"/>
           <w:sz w:val="22"/>
         </w:rPr>
-        <w:t xml:space="preserve"> Apache NetBeans</w:t>
+        <w:t xml:space="preserve"> Visual Studio Code (Java)</w:t>
       </w:r>
     </w:p>
     <w:p>
@@ -248,7 +248,7 @@
           <w:color w:val="4A4A49"/>
           <w:sz w:val="22"/>
         </w:rPr>
-        <w:t>Error tipico del docente que no domina el tema: escribir Queue&lt;Turno&gt; sala = new Queue&lt;&gt;() y quedarse en blanco cuando NetBeans subraya la linea, sin poder explicar que Queue es una interfaz y que necesita una implementacion concreta como LinkedList o ArrayDeque. El segundo clasico es usar la clase Stack solamente porque es la primera que aparece en Google, y no poder responder cuando un estudiante pregunta por que la documentacion recomienda ArrayDeque. El tercero, muy frecuente, es confundir peek con poll durante la demo: el docente llama a peek dentro de un while creyendo que va a vaciar la cola y arma un ciclo infinito en plena clase. El cuarto es llamar pop() sobre una pila vacia sin validar isEmpty(), que con ArrayDeque lanza NoSuchElementException y con Stack lanza EmptyStackException; hay que mostrar esa excepcion a proposito y envolverla en try-catch, porque el PI exige manejo de errores. Ensaye los cuatro casos antes de entrar al salon para que cada mensaje rojo sea una leccion planeada y no una sorpresa.</w:t>
+        <w:t>Error tipico del docente que no domina el tema: escribir Queue&lt;Turno&gt; sala = new Queue&lt;&gt;() y quedarse en blanco cuando VS Code subraya la linea, sin poder explicar que Queue es una interfaz y que necesita una implementacion concreta como LinkedList o ArrayDeque. El segundo clasico es usar la clase Stack solamente porque es la primera que aparece en Google, y no poder responder cuando un estudiante pregunta por que la documentacion recomienda ArrayDeque. El tercero, muy frecuente, es confundir peek con poll durante la demo: el docente llama a peek dentro de un while creyendo que va a vaciar la cola y arma un ciclo infinito en plena clase. El cuarto es llamar pop() sobre una pila vacia sin validar isEmpty(), que con ArrayDeque lanza NoSuchElementException y con Stack lanza EmptyStackException; hay que mostrar esa excepcion a proposito y envolverla en try-catch, porque el PI exige manejo de errores. Ensaye los cuatro casos antes de entrar al salon para que cada mensaje rojo sea una leccion planeada y no una sorpresa.</w:t>
       </w:r>
     </w:p>
     <w:p>
